--- a/submission/GCB/cover_letter_GCB.docx
+++ b/submission/GCB/cover_letter_GCB.docx
@@ -77,7 +77,7 @@
         <w:pStyle w:val="BodyText"/>
       </w:pPr>
       <w:r>
-        <w:t xml:space="preserve">Publication-year dating inflates the survey-effort effect by 37% and creates a spurious climate effect. Dated to discovery, species-referenced warming (hazard ratio 1.36 per SD) and effort (1.40) contribute comparably. Province-by-year survey pulses are the largest variance component, and returns on effort are falling; warming shows no such decline.</w:t>
+        <w:t xml:space="preserve">Publication-year dating inflates the survey-effort effect by 37% and creates a spurious climate effect. Dated to discovery, species-referenced warming (hazard ratio 1.36 per SD) and effort (1.43) contribute comparably. Province-by-year survey pulses are the largest variance component, and returns on effort are falling; warming shows no such decline.</w:t>
       </w:r>
     </w:p>
     <w:p>
